--- a/bot/assets/pdf_templates/human_design.docx
+++ b/bot/assets/pdf_templates/human_design.docx
@@ -727,148 +727,6 @@
       <w:r>
         <w:rPr>
           <w:rFonts w:eastAsia="Times New Roman" w:cs="Calibri" w:ascii="Georgia" w:hAnsi="Georgia" w:cstheme="minorHAnsi"/>
-          <w:sz w:val="28"/>
-          <w:szCs w:val="28"/>
-          <w:lang w:eastAsia="ru-RU"/>
-        </w:rPr>
-        <w:t>{{profile}}</w:t>
-      </w:r>
-      <w:r>
-        <w:rPr>
-          <w:rFonts w:eastAsia="Times New Roman" w:cs="Calibri" w:ascii="Georgia" w:hAnsi="Georgia" w:cstheme="minorHAnsi"/>
-          <w:sz w:val="24"/>
-          <w:szCs w:val="24"/>
-          <w:lang w:eastAsia="ru-RU"/>
-        </w:rPr>
-        <w:t>.</w:t>
-      </w:r>
-    </w:p>
-    <w:p>
-      <w:pPr>
-        <w:pStyle w:val="Normal"/>
-        <w:spacing w:beforeAutospacing="1" w:afterAutospacing="1"/>
-        <w:rPr>
-          <w:rFonts w:ascii="Georgia" w:hAnsi="Georgia" w:eastAsia="Times New Roman" w:cs="Times New Roman"/>
-          <w:sz w:val="24"/>
-          <w:szCs w:val="24"/>
-          <w:lang w:eastAsia="ru-RU"/>
-        </w:rPr>
-      </w:pPr>
-      <w:r>
-        <w:rPr>
-          <w:rFonts w:eastAsia="Times New Roman" w:cs="Times New Roman" w:ascii="Georgia" w:hAnsi="Georgia"/>
-          <w:sz w:val="24"/>
-          <w:szCs w:val="24"/>
-          <w:lang w:eastAsia="ru-RU"/>
-        </w:rPr>
-      </w:r>
-    </w:p>
-    <w:p>
-      <w:pPr>
-        <w:pStyle w:val="Normal"/>
-        <w:spacing w:beforeAutospacing="1" w:afterAutospacing="1"/>
-        <w:jc w:val="center"/>
-        <w:rPr>
-          <w:rFonts w:ascii="Georgia" w:hAnsi="Georgia"/>
-        </w:rPr>
-      </w:pPr>
-      <w:r>
-        <w:rPr>
-          <w:rFonts w:cs="Segoe UI Emoji" w:ascii="Georgia" w:hAnsi="Georgia"/>
-          <w:sz w:val="32"/>
-          <w:szCs w:val="32"/>
-        </w:rPr>
-        <w:t>🔆</w:t>
-      </w:r>
-      <w:r>
-        <w:rPr>
-          <w:rFonts w:eastAsia="Times New Roman" w:cs="Times New Roman" w:ascii="Georgia" w:hAnsi="Georgia"/>
-          <w:b/>
-          <w:bCs/>
-          <w:sz w:val="36"/>
-          <w:szCs w:val="36"/>
-          <w:lang w:eastAsia="ru-RU"/>
-        </w:rPr>
-        <w:t xml:space="preserve"> </w:t>
-      </w:r>
-      <w:r>
-        <w:rPr>
-          <w:rFonts w:eastAsia="Times New Roman" w:cs="Times New Roman" w:ascii="Georgia" w:hAnsi="Georgia"/>
-          <w:b/>
-          <w:bCs/>
-          <w:color w:themeColor="accent2" w:themeShade="80" w:val="833C0B"/>
-          <w:sz w:val="36"/>
-          <w:szCs w:val="36"/>
-          <w:lang w:eastAsia="ru-RU"/>
-        </w:rPr>
-        <w:t>9 ЦЕНТРОВ — 9 СФЕР ЖИЗНИ</w:t>
-      </w:r>
-      <w:r>
-        <w:rPr>
-          <w:rFonts w:eastAsia="Times New Roman" w:cs="Times New Roman" w:ascii="Georgia" w:hAnsi="Georgia"/>
-          <w:color w:themeColor="accent2" w:themeShade="80" w:val="833C0B"/>
-          <w:sz w:val="36"/>
-          <w:szCs w:val="36"/>
-          <w:lang w:eastAsia="ru-RU"/>
-        </w:rPr>
-        <w:t xml:space="preserve"> </w:t>
-      </w:r>
-      <w:r>
-        <w:rPr>
-          <w:rFonts w:cs="Segoe UI Emoji" w:ascii="Georgia" w:hAnsi="Georgia"/>
-          <w:sz w:val="36"/>
-          <w:szCs w:val="36"/>
-        </w:rPr>
-        <w:t>🔆</w:t>
-      </w:r>
-    </w:p>
-    <w:p>
-      <w:pPr>
-        <w:pStyle w:val="Style22"/>
-        <w:rPr>
-          <w:rFonts w:ascii="Georgia" w:hAnsi="Georgia"/>
-          <w:sz w:val="32"/>
-          <w:szCs w:val="32"/>
-        </w:rPr>
-      </w:pPr>
-      <w:r>
-        <w:rPr>
-          <w:rFonts w:ascii="Georgia" w:hAnsi="Georgia"/>
-          <w:sz w:val="32"/>
-          <w:szCs w:val="32"/>
-          <w:lang w:eastAsia="ru-RU"/>
-        </w:rPr>
-        <w:t>Где вы оказываете влияние на окружающих и где уязвимы:</w:t>
-      </w:r>
-    </w:p>
-    <w:p>
-      <w:pPr>
-        <w:pStyle w:val="Normal"/>
-        <w:spacing w:beforeAutospacing="1" w:afterAutospacing="1"/>
-        <w:ind w:start="720"/>
-        <w:rPr/>
-      </w:pPr>
-      <w:r>
-        <w:rPr>
-          <w:rStyle w:val="Style18"/>
-          <w:rFonts w:ascii="Georgia" w:hAnsi="Georgia"/>
-          <w:sz w:val="32"/>
-          <w:szCs w:val="32"/>
-        </w:rPr>
-        <w:t>Центр 1:</w:t>
-      </w:r>
-      <w:r>
-        <w:rPr>
-          <w:rFonts w:eastAsia="Times New Roman" w:cs="Calibri" w:ascii="Georgia" w:hAnsi="Georgia" w:cstheme="minorHAnsi"/>
-          <w:sz w:val="32"/>
-          <w:szCs w:val="32"/>
-          <w:lang w:eastAsia="ru-RU"/>
-        </w:rPr>
-        <w:t xml:space="preserve"> </w:t>
-      </w:r>
-      <w:r>
-        <w:rPr>
-          <w:rFonts w:eastAsia="Times New Roman" w:cs="Calibri" w:ascii="Georgia" w:hAnsi="Georgia" w:cstheme="minorHAnsi"/>
           <w:b/>
           <w:bCs/>
           <w:i/>
@@ -878,17 +736,122 @@
           <w:szCs w:val="28"/>
           <w:lang w:eastAsia="ru-RU"/>
         </w:rPr>
-        <w:t>{{center_1}}</w:t>
-      </w:r>
-      <w:r>
-        <w:rPr>
-          <w:rFonts w:eastAsia="Times New Roman" w:cs="Calibri" w:ascii="Georgia" w:hAnsi="Georgia" w:cstheme="minorHAnsi"/>
-          <w:sz w:val="24"/>
-          <w:szCs w:val="24"/>
-          <w:lang w:eastAsia="ru-RU"/>
-        </w:rPr>
-        <w:br/>
-      </w:r>
+        <w:t>{{profile}}</w:t>
+      </w:r>
+      <w:r>
+        <w:rPr>
+          <w:rFonts w:eastAsia="Times New Roman" w:cs="Calibri" w:ascii="Georgia" w:hAnsi="Georgia" w:cstheme="minorHAnsi"/>
+          <w:sz w:val="24"/>
+          <w:szCs w:val="24"/>
+          <w:lang w:eastAsia="ru-RU"/>
+        </w:rPr>
+        <w:t>.</w:t>
+      </w:r>
+    </w:p>
+    <w:p>
+      <w:pPr>
+        <w:pStyle w:val="Normal"/>
+        <w:spacing w:beforeAutospacing="1" w:afterAutospacing="1"/>
+        <w:rPr>
+          <w:rFonts w:ascii="Georgia" w:hAnsi="Georgia" w:eastAsia="Times New Roman" w:cs="Times New Roman"/>
+          <w:sz w:val="24"/>
+          <w:szCs w:val="24"/>
+          <w:lang w:eastAsia="ru-RU"/>
+        </w:rPr>
+      </w:pPr>
+      <w:r>
+        <w:rPr>
+          <w:rFonts w:eastAsia="Times New Roman" w:cs="Times New Roman" w:ascii="Georgia" w:hAnsi="Georgia"/>
+          <w:sz w:val="24"/>
+          <w:szCs w:val="24"/>
+          <w:lang w:eastAsia="ru-RU"/>
+        </w:rPr>
+      </w:r>
+    </w:p>
+    <w:p>
+      <w:pPr>
+        <w:pStyle w:val="Normal"/>
+        <w:spacing w:beforeAutospacing="1" w:afterAutospacing="1"/>
+        <w:jc w:val="center"/>
+        <w:rPr>
+          <w:rFonts w:ascii="Georgia" w:hAnsi="Georgia"/>
+        </w:rPr>
+      </w:pPr>
+      <w:r>
+        <w:rPr>
+          <w:rFonts w:cs="Segoe UI Emoji" w:ascii="Georgia" w:hAnsi="Georgia"/>
+          <w:sz w:val="32"/>
+          <w:szCs w:val="32"/>
+        </w:rPr>
+        <w:t>🔆</w:t>
+      </w:r>
+      <w:r>
+        <w:rPr>
+          <w:rFonts w:eastAsia="Times New Roman" w:cs="Times New Roman" w:ascii="Georgia" w:hAnsi="Georgia"/>
+          <w:b/>
+          <w:bCs/>
+          <w:sz w:val="36"/>
+          <w:szCs w:val="36"/>
+          <w:lang w:eastAsia="ru-RU"/>
+        </w:rPr>
+        <w:t xml:space="preserve"> </w:t>
+      </w:r>
+      <w:r>
+        <w:rPr>
+          <w:rFonts w:eastAsia="Times New Roman" w:cs="Times New Roman" w:ascii="Georgia" w:hAnsi="Georgia"/>
+          <w:b/>
+          <w:bCs/>
+          <w:color w:themeColor="accent2" w:themeShade="80" w:val="833C0B"/>
+          <w:sz w:val="36"/>
+          <w:szCs w:val="36"/>
+          <w:lang w:eastAsia="ru-RU"/>
+        </w:rPr>
+        <w:t>9 ЦЕНТРОВ — 9 СФЕР ЖИЗНИ</w:t>
+      </w:r>
+      <w:r>
+        <w:rPr>
+          <w:rFonts w:eastAsia="Times New Roman" w:cs="Times New Roman" w:ascii="Georgia" w:hAnsi="Georgia"/>
+          <w:color w:themeColor="accent2" w:themeShade="80" w:val="833C0B"/>
+          <w:sz w:val="36"/>
+          <w:szCs w:val="36"/>
+          <w:lang w:eastAsia="ru-RU"/>
+        </w:rPr>
+        <w:t xml:space="preserve"> </w:t>
+      </w:r>
+      <w:r>
+        <w:rPr>
+          <w:rFonts w:cs="Segoe UI Emoji" w:ascii="Georgia" w:hAnsi="Georgia"/>
+          <w:sz w:val="36"/>
+          <w:szCs w:val="36"/>
+        </w:rPr>
+        <w:t>🔆</w:t>
+      </w:r>
+    </w:p>
+    <w:p>
+      <w:pPr>
+        <w:pStyle w:val="Style22"/>
+        <w:rPr>
+          <w:rFonts w:ascii="Georgia" w:hAnsi="Georgia"/>
+          <w:sz w:val="32"/>
+          <w:szCs w:val="32"/>
+        </w:rPr>
+      </w:pPr>
+      <w:r>
+        <w:rPr>
+          <w:sz w:val="32"/>
+          <w:szCs w:val="32"/>
+          <w:lang w:eastAsia="ru-RU"/>
+        </w:rPr>
+        <w:t>Где вы оказываете влияние на окружающих и где уязвимы:</w:t>
+      </w:r>
+    </w:p>
+    <w:p>
+      <w:pPr>
+        <w:pStyle w:val="Normal"/>
+        <w:spacing w:beforeAutospacing="1" w:afterAutospacing="1"/>
+        <w:ind w:start="720"/>
+        <w:rPr/>
+      </w:pPr>
       <w:r>
         <w:rPr>
           <w:rStyle w:val="Style18"/>
@@ -896,7 +859,7 @@
           <w:sz w:val="32"/>
           <w:szCs w:val="32"/>
         </w:rPr>
-        <w:t>Центр 2:</w:t>
+        <w:t>Центр 1:</w:t>
       </w:r>
       <w:r>
         <w:rPr>
@@ -919,7 +882,7 @@
           <w:szCs w:val="28"/>
           <w:lang w:eastAsia="ru-RU"/>
         </w:rPr>
-        <w:t>{{center_2}}</w:t>
+        <w:t>{{center_1}}</w:t>
       </w:r>
       <w:r>
         <w:rPr>
@@ -937,7 +900,7 @@
           <w:sz w:val="32"/>
           <w:szCs w:val="32"/>
         </w:rPr>
-        <w:t>Центр 3:</w:t>
+        <w:t>Центр 2:</w:t>
       </w:r>
       <w:r>
         <w:rPr>
@@ -960,7 +923,7 @@
           <w:szCs w:val="28"/>
           <w:lang w:eastAsia="ru-RU"/>
         </w:rPr>
-        <w:t>{{center_3}}</w:t>
+        <w:t>{{center_2}}</w:t>
       </w:r>
       <w:r>
         <w:rPr>
@@ -978,7 +941,7 @@
           <w:sz w:val="32"/>
           <w:szCs w:val="32"/>
         </w:rPr>
-        <w:t>Центр 4:</w:t>
+        <w:t>Центр 3:</w:t>
       </w:r>
       <w:r>
         <w:rPr>
@@ -1001,7 +964,7 @@
           <w:szCs w:val="28"/>
           <w:lang w:eastAsia="ru-RU"/>
         </w:rPr>
-        <w:t>{{center_4}}</w:t>
+        <w:t>{{center_3}}</w:t>
       </w:r>
       <w:r>
         <w:rPr>
@@ -1019,13 +982,13 @@
           <w:sz w:val="32"/>
           <w:szCs w:val="32"/>
         </w:rPr>
-        <w:t>Центр 5:</w:t>
-      </w:r>
-      <w:r>
-        <w:rPr>
-          <w:rFonts w:eastAsia="Times New Roman" w:cs="Calibri" w:ascii="Georgia" w:hAnsi="Georgia" w:cstheme="minorHAnsi"/>
-          <w:sz w:val="24"/>
-          <w:szCs w:val="24"/>
+        <w:t>Центр 4:</w:t>
+      </w:r>
+      <w:r>
+        <w:rPr>
+          <w:rFonts w:eastAsia="Times New Roman" w:cs="Calibri" w:ascii="Georgia" w:hAnsi="Georgia" w:cstheme="minorHAnsi"/>
+          <w:sz w:val="32"/>
+          <w:szCs w:val="32"/>
           <w:lang w:eastAsia="ru-RU"/>
         </w:rPr>
         <w:t xml:space="preserve"> </w:t>
@@ -1042,7 +1005,7 @@
           <w:szCs w:val="28"/>
           <w:lang w:eastAsia="ru-RU"/>
         </w:rPr>
-        <w:t>{{center_5}}</w:t>
+        <w:t>{{center_4}}</w:t>
       </w:r>
       <w:r>
         <w:rPr>
@@ -1060,7 +1023,16 @@
           <w:sz w:val="32"/>
           <w:szCs w:val="32"/>
         </w:rPr>
-        <w:t>Центр 6:</w:t>
+        <w:t>Центр 5:</w:t>
+      </w:r>
+      <w:r>
+        <w:rPr>
+          <w:rFonts w:eastAsia="Times New Roman" w:cs="Calibri" w:ascii="Georgia" w:hAnsi="Georgia" w:cstheme="minorHAnsi"/>
+          <w:sz w:val="24"/>
+          <w:szCs w:val="24"/>
+          <w:lang w:eastAsia="ru-RU"/>
+        </w:rPr>
+        <w:t xml:space="preserve"> </w:t>
       </w:r>
       <w:r>
         <w:rPr>
@@ -1074,7 +1046,7 @@
           <w:szCs w:val="28"/>
           <w:lang w:eastAsia="ru-RU"/>
         </w:rPr>
-        <w:t xml:space="preserve"> {{center_6}}</w:t>
+        <w:t>{{center_5}}</w:t>
       </w:r>
       <w:r>
         <w:rPr>
@@ -1092,16 +1064,7 @@
           <w:sz w:val="32"/>
           <w:szCs w:val="32"/>
         </w:rPr>
-        <w:t>Центр 7:</w:t>
-      </w:r>
-      <w:r>
-        <w:rPr>
-          <w:rFonts w:eastAsia="Times New Roman" w:cs="Calibri" w:ascii="Georgia" w:hAnsi="Georgia" w:cstheme="minorHAnsi"/>
-          <w:sz w:val="32"/>
-          <w:szCs w:val="32"/>
-          <w:lang w:eastAsia="ru-RU"/>
-        </w:rPr>
-        <w:t xml:space="preserve"> </w:t>
+        <w:t>Центр 6:</w:t>
       </w:r>
       <w:r>
         <w:rPr>
@@ -1115,7 +1078,7 @@
           <w:szCs w:val="28"/>
           <w:lang w:eastAsia="ru-RU"/>
         </w:rPr>
-        <w:t>{{center_7}}</w:t>
+        <w:t xml:space="preserve"> {{center_6}}</w:t>
       </w:r>
       <w:r>
         <w:rPr>
@@ -1133,7 +1096,7 @@
           <w:sz w:val="32"/>
           <w:szCs w:val="32"/>
         </w:rPr>
-        <w:t>Центр 8:</w:t>
+        <w:t>Центр 7:</w:t>
       </w:r>
       <w:r>
         <w:rPr>
@@ -1156,7 +1119,7 @@
           <w:szCs w:val="28"/>
           <w:lang w:eastAsia="ru-RU"/>
         </w:rPr>
-        <w:t>{{center_8}}</w:t>
+        <w:t>{{center_7}}</w:t>
       </w:r>
       <w:r>
         <w:rPr>
@@ -1174,7 +1137,7 @@
           <w:sz w:val="32"/>
           <w:szCs w:val="32"/>
         </w:rPr>
-        <w:t>Центр 9:</w:t>
+        <w:t>Центр 8:</w:t>
       </w:r>
       <w:r>
         <w:rPr>
@@ -1197,86 +1160,17 @@
           <w:szCs w:val="28"/>
           <w:lang w:eastAsia="ru-RU"/>
         </w:rPr>
-        <w:t>{{center_9}}</w:t>
-      </w:r>
-    </w:p>
-    <w:p>
-      <w:pPr>
-        <w:pStyle w:val="Normal"/>
-        <w:spacing w:beforeAutospacing="1" w:afterAutospacing="1"/>
-        <w:rPr>
-          <w:rFonts w:ascii="Georgia" w:hAnsi="Georgia" w:eastAsia="Times New Roman" w:cs="Times New Roman"/>
-          <w:sz w:val="24"/>
-          <w:szCs w:val="24"/>
-          <w:lang w:eastAsia="ru-RU"/>
-        </w:rPr>
-      </w:pPr>
-      <w:r>
-        <w:rPr>
-          <w:rFonts w:eastAsia="Times New Roman" w:cs="Times New Roman" w:ascii="Georgia" w:hAnsi="Georgia"/>
-          <w:sz w:val="24"/>
-          <w:szCs w:val="24"/>
-          <w:lang w:eastAsia="ru-RU"/>
-        </w:rPr>
-      </w:r>
-    </w:p>
-    <w:p>
-      <w:pPr>
-        <w:pStyle w:val="Normal"/>
-        <w:spacing w:beforeAutospacing="1" w:afterAutospacing="1"/>
-        <w:jc w:val="center"/>
-        <w:rPr>
-          <w:rFonts w:ascii="Georgia" w:hAnsi="Georgia"/>
-          <w:sz w:val="36"/>
-          <w:szCs w:val="36"/>
-        </w:rPr>
-      </w:pPr>
-      <w:r>
-        <w:rPr>
-          <w:rFonts w:cs="Segoe UI Emoji" w:ascii="Georgia" w:hAnsi="Georgia"/>
-          <w:sz w:val="36"/>
-          <w:szCs w:val="36"/>
-        </w:rPr>
-        <w:t>🔋</w:t>
-      </w:r>
-      <w:r>
-        <w:rPr>
-          <w:rFonts w:eastAsia="Times New Roman" w:cs="Times New Roman" w:ascii="Georgia" w:hAnsi="Georgia"/>
-          <w:b/>
-          <w:bCs/>
-          <w:sz w:val="36"/>
-          <w:szCs w:val="36"/>
-          <w:lang w:eastAsia="ru-RU"/>
-        </w:rPr>
-        <w:t xml:space="preserve"> </w:t>
-      </w:r>
-      <w:r>
-        <w:rPr>
-          <w:rFonts w:eastAsia="Times New Roman" w:cs="Times New Roman" w:ascii="Georgia" w:hAnsi="Georgia"/>
-          <w:b/>
-          <w:bCs/>
-          <w:color w:val="92D050"/>
-          <w:sz w:val="36"/>
-          <w:szCs w:val="36"/>
-          <w:lang w:eastAsia="ru-RU"/>
-        </w:rPr>
-        <w:t>САМОДОСТАТОЧНОСТЬ</w:t>
-      </w:r>
-      <w:r>
-        <w:rPr>
-          <w:rFonts w:cs="Segoe UI Emoji" w:ascii="Georgia" w:hAnsi="Georgia"/>
-          <w:sz w:val="36"/>
-          <w:szCs w:val="36"/>
-        </w:rPr>
-        <w:t xml:space="preserve"> 🔋</w:t>
-      </w:r>
-    </w:p>
-    <w:p>
-      <w:pPr>
-        <w:pStyle w:val="Normal"/>
-        <w:spacing w:beforeAutospacing="1" w:afterAutospacing="1"/>
-        <w:rPr/>
-      </w:pPr>
+        <w:t>{{center_8}}</w:t>
+      </w:r>
+      <w:r>
+        <w:rPr>
+          <w:rFonts w:eastAsia="Times New Roman" w:cs="Calibri" w:ascii="Georgia" w:hAnsi="Georgia" w:cstheme="minorHAnsi"/>
+          <w:sz w:val="24"/>
+          <w:szCs w:val="24"/>
+          <w:lang w:eastAsia="ru-RU"/>
+        </w:rPr>
+        <w:br/>
+      </w:r>
       <w:r>
         <w:rPr>
           <w:rStyle w:val="Style18"/>
@@ -1284,11 +1178,20 @@
           <w:sz w:val="32"/>
           <w:szCs w:val="32"/>
         </w:rPr>
-        <w:t>Насколько вам нужны другие люди — и нужны ли вообще:</w:t>
-      </w:r>
-      <w:r>
-        <w:rPr>
-          <w:rFonts w:eastAsia="Times New Roman" w:cs="Times New Roman" w:ascii="Georgia" w:hAnsi="Georgia"/>
+        <w:t>Центр 9:</w:t>
+      </w:r>
+      <w:r>
+        <w:rPr>
+          <w:rFonts w:eastAsia="Times New Roman" w:cs="Calibri" w:ascii="Georgia" w:hAnsi="Georgia" w:cstheme="minorHAnsi"/>
+          <w:sz w:val="32"/>
+          <w:szCs w:val="32"/>
+          <w:lang w:eastAsia="ru-RU"/>
+        </w:rPr>
+        <w:t xml:space="preserve"> </w:t>
+      </w:r>
+      <w:r>
+        <w:rPr>
+          <w:rFonts w:eastAsia="Times New Roman" w:cs="Calibri" w:ascii="Georgia" w:hAnsi="Georgia" w:cstheme="minorHAnsi"/>
           <w:b/>
           <w:bCs/>
           <w:i/>
@@ -1298,11 +1201,98 @@
           <w:szCs w:val="28"/>
           <w:lang w:eastAsia="ru-RU"/>
         </w:rPr>
-        <w:t xml:space="preserve"> </w:t>
-      </w:r>
-      <w:r>
-        <w:rPr>
-          <w:rFonts w:eastAsia="Times New Roman" w:cs="Calibri" w:ascii="Georgia" w:hAnsi="Georgia" w:cstheme="minorHAnsi"/>
+        <w:t>{{center_9}}</w:t>
+      </w:r>
+    </w:p>
+    <w:p>
+      <w:pPr>
+        <w:pStyle w:val="Normal"/>
+        <w:spacing w:beforeAutospacing="1" w:afterAutospacing="1"/>
+        <w:rPr>
+          <w:rFonts w:ascii="Georgia" w:hAnsi="Georgia" w:eastAsia="Times New Roman" w:cs="Times New Roman"/>
+          <w:sz w:val="24"/>
+          <w:szCs w:val="24"/>
+          <w:lang w:eastAsia="ru-RU"/>
+        </w:rPr>
+      </w:pPr>
+      <w:r>
+        <w:rPr>
+          <w:rFonts w:eastAsia="Times New Roman" w:cs="Times New Roman" w:ascii="Georgia" w:hAnsi="Georgia"/>
+          <w:sz w:val="24"/>
+          <w:szCs w:val="24"/>
+          <w:lang w:eastAsia="ru-RU"/>
+        </w:rPr>
+      </w:r>
+    </w:p>
+    <w:p>
+      <w:pPr>
+        <w:pStyle w:val="Normal"/>
+        <w:spacing w:beforeAutospacing="1" w:afterAutospacing="1"/>
+        <w:jc w:val="center"/>
+        <w:rPr>
+          <w:rFonts w:ascii="Georgia" w:hAnsi="Georgia"/>
+          <w:sz w:val="36"/>
+          <w:szCs w:val="36"/>
+        </w:rPr>
+      </w:pPr>
+      <w:r>
+        <w:rPr>
+          <w:rFonts w:cs="Segoe UI Emoji" w:ascii="Georgia" w:hAnsi="Georgia"/>
+          <w:sz w:val="36"/>
+          <w:szCs w:val="36"/>
+        </w:rPr>
+        <w:t>🔋</w:t>
+      </w:r>
+      <w:r>
+        <w:rPr>
+          <w:rFonts w:eastAsia="Times New Roman" w:cs="Times New Roman" w:ascii="Georgia" w:hAnsi="Georgia"/>
+          <w:b/>
+          <w:bCs/>
+          <w:sz w:val="36"/>
+          <w:szCs w:val="36"/>
+          <w:lang w:eastAsia="ru-RU"/>
+        </w:rPr>
+        <w:t xml:space="preserve"> </w:t>
+      </w:r>
+      <w:r>
+        <w:rPr>
+          <w:rFonts w:eastAsia="Times New Roman" w:cs="Times New Roman" w:ascii="Georgia" w:hAnsi="Georgia"/>
+          <w:b/>
+          <w:bCs/>
+          <w:color w:val="92D050"/>
+          <w:sz w:val="36"/>
+          <w:szCs w:val="36"/>
+          <w:lang w:eastAsia="ru-RU"/>
+        </w:rPr>
+        <w:t>САМОДОСТАТОЧНОСТЬ</w:t>
+      </w:r>
+      <w:r>
+        <w:rPr>
+          <w:rFonts w:cs="Segoe UI Emoji" w:ascii="Georgia" w:hAnsi="Georgia"/>
+          <w:sz w:val="36"/>
+          <w:szCs w:val="36"/>
+        </w:rPr>
+        <w:t xml:space="preserve"> 🔋</w:t>
+      </w:r>
+    </w:p>
+    <w:p>
+      <w:pPr>
+        <w:pStyle w:val="Normal"/>
+        <w:spacing w:beforeAutospacing="1" w:afterAutospacing="1"/>
+        <w:rPr/>
+      </w:pPr>
+      <w:r>
+        <w:rPr>
+          <w:rStyle w:val="Style18"/>
+          <w:rFonts w:ascii="Georgia" w:hAnsi="Georgia"/>
+          <w:sz w:val="32"/>
+          <w:szCs w:val="32"/>
+        </w:rPr>
+        <w:t>Насколько вам нужны другие люди — и нужны ли вообще:</w:t>
+      </w:r>
+      <w:r>
+        <w:rPr>
+          <w:rFonts w:eastAsia="Times New Roman" w:cs="Times New Roman" w:ascii="Georgia" w:hAnsi="Georgia"/>
           <w:b/>
           <w:bCs/>
           <w:i/>
@@ -1312,112 +1302,6 @@
           <w:szCs w:val="28"/>
           <w:lang w:eastAsia="ru-RU"/>
         </w:rPr>
-        <w:t>{{self_sufficiency}}.</w:t>
-      </w:r>
-    </w:p>
-    <w:p>
-      <w:pPr>
-        <w:pStyle w:val="Normal"/>
-        <w:spacing w:beforeAutospacing="1" w:afterAutospacing="1"/>
-        <w:rPr>
-          <w:rFonts w:ascii="Georgia" w:hAnsi="Georgia" w:eastAsia="Times New Roman" w:cs="Times New Roman"/>
-          <w:sz w:val="24"/>
-          <w:szCs w:val="24"/>
-          <w:lang w:eastAsia="ru-RU"/>
-        </w:rPr>
-      </w:pPr>
-      <w:r>
-        <w:rPr>
-          <w:rFonts w:eastAsia="Times New Roman" w:cs="Times New Roman" w:ascii="Georgia" w:hAnsi="Georgia"/>
-          <w:sz w:val="24"/>
-          <w:szCs w:val="24"/>
-          <w:lang w:eastAsia="ru-RU"/>
-        </w:rPr>
-      </w:r>
-    </w:p>
-    <w:p>
-      <w:pPr>
-        <w:pStyle w:val="Normal"/>
-        <w:spacing w:beforeAutospacing="1" w:afterAutospacing="1"/>
-        <w:jc w:val="center"/>
-        <w:rPr>
-          <w:rFonts w:ascii="Georgia" w:hAnsi="Georgia"/>
-          <w:sz w:val="36"/>
-          <w:szCs w:val="36"/>
-        </w:rPr>
-      </w:pPr>
-      <w:r>
-        <w:rPr>
-          <w:rFonts w:cs="Segoe UI Emoji" w:ascii="Georgia" w:hAnsi="Georgia"/>
-          <w:sz w:val="36"/>
-          <w:szCs w:val="36"/>
-        </w:rPr>
-        <w:t>🧬</w:t>
-      </w:r>
-      <w:r>
-        <w:rPr>
-          <w:rFonts w:eastAsia="Times New Roman" w:cs="Times New Roman" w:ascii="Georgia" w:hAnsi="Georgia"/>
-          <w:b/>
-          <w:bCs/>
-          <w:sz w:val="36"/>
-          <w:szCs w:val="36"/>
-          <w:lang w:eastAsia="ru-RU"/>
-        </w:rPr>
-        <w:t xml:space="preserve"> </w:t>
-      </w:r>
-      <w:r>
-        <w:rPr>
-          <w:rFonts w:eastAsia="Times New Roman" w:cs="Times New Roman" w:ascii="Georgia" w:hAnsi="Georgia"/>
-          <w:b/>
-          <w:bCs/>
-          <w:color w:val="FF0000"/>
-          <w:sz w:val="36"/>
-          <w:szCs w:val="36"/>
-          <w:lang w:eastAsia="ru-RU"/>
-        </w:rPr>
-        <w:t>РАЗБОР КАНАЛОВ</w:t>
-      </w:r>
-      <w:r>
-        <w:rPr>
-          <w:rFonts w:cs="Segoe UI Emoji" w:ascii="Georgia" w:hAnsi="Georgia"/>
-          <w:color w:val="FF0000"/>
-          <w:sz w:val="36"/>
-          <w:szCs w:val="36"/>
-        </w:rPr>
-        <w:t xml:space="preserve"> </w:t>
-      </w:r>
-      <w:r>
-        <w:rPr>
-          <w:rFonts w:cs="Segoe UI Emoji" w:ascii="Georgia" w:hAnsi="Georgia"/>
-          <w:sz w:val="36"/>
-          <w:szCs w:val="36"/>
-        </w:rPr>
-        <w:t>🧬</w:t>
-      </w:r>
-    </w:p>
-    <w:p>
-      <w:pPr>
-        <w:pStyle w:val="Normal"/>
-        <w:spacing w:beforeAutospacing="1" w:afterAutospacing="1"/>
-        <w:rPr/>
-      </w:pPr>
-      <w:r>
-        <w:rPr>
-          <w:rStyle w:val="Style18"/>
-          <w:rFonts w:ascii="Georgia" w:hAnsi="Georgia"/>
-          <w:sz w:val="32"/>
-          <w:szCs w:val="32"/>
-        </w:rPr>
-        <w:t>Ваши основные преимущества (узнаете где и как их использовать):</w:t>
-      </w:r>
-      <w:r>
-        <w:rPr>
-          <w:rStyle w:val="Style18"/>
-          <w:rFonts w:eastAsia="Times New Roman" w:cs="Times New Roman" w:ascii="Georgia" w:hAnsi="Georgia"/>
-          <w:sz w:val="32"/>
-          <w:szCs w:val="32"/>
-          <w:lang w:eastAsia="ru-RU"/>
-        </w:rPr>
         <w:t xml:space="preserve"> </w:t>
       </w:r>
       <w:r>
@@ -1428,8 +1312,128 @@
           <w:i/>
           <w:iCs/>
           <w:color w:val="333333"/>
-          <w:sz w:val="24"/>
-          <w:szCs w:val="24"/>
+          <w:sz w:val="28"/>
+          <w:szCs w:val="28"/>
+          <w:lang w:eastAsia="ru-RU"/>
+        </w:rPr>
+        <w:t>{{self_sufficiency}}.</w:t>
+      </w:r>
+    </w:p>
+    <w:p>
+      <w:pPr>
+        <w:pStyle w:val="Normal"/>
+        <w:spacing w:beforeAutospacing="1" w:afterAutospacing="1"/>
+        <w:rPr>
+          <w:rFonts w:ascii="Georgia" w:hAnsi="Georgia" w:eastAsia="Times New Roman" w:cs="Times New Roman"/>
+          <w:sz w:val="24"/>
+          <w:szCs w:val="24"/>
+          <w:lang w:eastAsia="ru-RU"/>
+        </w:rPr>
+      </w:pPr>
+      <w:r>
+        <w:rPr>
+          <w:rFonts w:eastAsia="Times New Roman" w:cs="Times New Roman" w:ascii="Georgia" w:hAnsi="Georgia"/>
+          <w:sz w:val="24"/>
+          <w:szCs w:val="24"/>
+          <w:lang w:eastAsia="ru-RU"/>
+        </w:rPr>
+      </w:r>
+    </w:p>
+    <w:p>
+      <w:pPr>
+        <w:pStyle w:val="Normal"/>
+        <w:spacing w:beforeAutospacing="1" w:afterAutospacing="1"/>
+        <w:jc w:val="center"/>
+        <w:rPr>
+          <w:rFonts w:ascii="Georgia" w:hAnsi="Georgia"/>
+          <w:sz w:val="36"/>
+          <w:szCs w:val="36"/>
+        </w:rPr>
+      </w:pPr>
+      <w:r>
+        <w:rPr>
+          <w:rFonts w:cs="Segoe UI Emoji" w:ascii="Georgia" w:hAnsi="Georgia"/>
+          <w:sz w:val="36"/>
+          <w:szCs w:val="36"/>
+        </w:rPr>
+        <w:t>🧬</w:t>
+      </w:r>
+      <w:r>
+        <w:rPr>
+          <w:rFonts w:eastAsia="Times New Roman" w:cs="Times New Roman" w:ascii="Georgia" w:hAnsi="Georgia"/>
+          <w:b/>
+          <w:bCs/>
+          <w:sz w:val="36"/>
+          <w:szCs w:val="36"/>
+          <w:lang w:eastAsia="ru-RU"/>
+        </w:rPr>
+        <w:t xml:space="preserve"> </w:t>
+      </w:r>
+      <w:r>
+        <w:rPr>
+          <w:rFonts w:eastAsia="Times New Roman" w:cs="Times New Roman" w:ascii="Georgia" w:hAnsi="Georgia"/>
+          <w:b/>
+          <w:bCs/>
+          <w:color w:val="FF0000"/>
+          <w:sz w:val="36"/>
+          <w:szCs w:val="36"/>
+          <w:lang w:eastAsia="ru-RU"/>
+        </w:rPr>
+        <w:t>РАЗБОР КАНАЛОВ</w:t>
+      </w:r>
+      <w:r>
+        <w:rPr>
+          <w:rFonts w:cs="Segoe UI Emoji" w:ascii="Georgia" w:hAnsi="Georgia"/>
+          <w:color w:val="FF0000"/>
+          <w:sz w:val="36"/>
+          <w:szCs w:val="36"/>
+        </w:rPr>
+        <w:t xml:space="preserve"> </w:t>
+      </w:r>
+      <w:r>
+        <w:rPr>
+          <w:rFonts w:cs="Segoe UI Emoji" w:ascii="Georgia" w:hAnsi="Georgia"/>
+          <w:sz w:val="36"/>
+          <w:szCs w:val="36"/>
+        </w:rPr>
+        <w:t>🧬</w:t>
+      </w:r>
+    </w:p>
+    <w:p>
+      <w:pPr>
+        <w:pStyle w:val="Normal"/>
+        <w:spacing w:beforeAutospacing="1" w:afterAutospacing="1"/>
+        <w:rPr/>
+      </w:pPr>
+      <w:r>
+        <w:rPr>
+          <w:rStyle w:val="Style18"/>
+          <w:rFonts w:ascii="Georgia" w:hAnsi="Georgia"/>
+          <w:sz w:val="32"/>
+          <w:szCs w:val="32"/>
+        </w:rPr>
+        <w:t>Ваши основные преимущества (узнаете где и как их использовать):</w:t>
+      </w:r>
+      <w:r>
+        <w:rPr>
+          <w:rStyle w:val="Style18"/>
+          <w:rFonts w:eastAsia="Times New Roman" w:cs="Times New Roman" w:ascii="Georgia" w:hAnsi="Georgia"/>
+          <w:sz w:val="32"/>
+          <w:szCs w:val="32"/>
+          <w:lang w:eastAsia="ru-RU"/>
+        </w:rPr>
+        <w:t xml:space="preserve"> </w:t>
+      </w:r>
+      <w:r>
+        <w:rPr>
+          <w:rFonts w:eastAsia="Times New Roman" w:cs="Calibri" w:ascii="Georgia" w:hAnsi="Georgia" w:cstheme="minorHAnsi"/>
+          <w:b/>
+          <w:bCs/>
+          <w:i/>
+          <w:iCs/>
+          <w:color w:val="333333"/>
+          <w:sz w:val="28"/>
+          <w:szCs w:val="28"/>
           <w:lang w:eastAsia="ru-RU"/>
         </w:rPr>
         <w:t>{{channels}}.</w:t>
@@ -1512,21 +1516,7 @@
           <w:szCs w:val="36"/>
           <w:lang w:eastAsia="ru-RU"/>
         </w:rPr>
-        <w:t>ПЛАНЕТЫ</w:t>
-      </w:r>
-      <w:r>
-        <w:rPr>
-          <w:rFonts w:eastAsia="Times New Roman" w:cs="Times New Roman" w:ascii="Georgia" w:hAnsi="Georgia"/>
-          <w:b/>
-          <w:bCs/>
-          <w:i w:val="false"/>
-          <w:iCs w:val="false"/>
-          <w:color w:themeColor="accent2" w:themeShade="bf" w:val="C45911"/>
-          <w:sz w:val="36"/>
-          <w:szCs w:val="36"/>
-          <w:lang w:eastAsia="ru-RU"/>
-        </w:rPr>
-        <w:t xml:space="preserve"> </w:t>
+        <w:t xml:space="preserve">ПЛАНЕТЫ </w:t>
       </w:r>
       <w:r>
         <w:rPr>
@@ -2592,6 +2582,7 @@
     <w:rsid w:val="00ce444c"/>
     <w:pPr>
       <w:widowControl/>
+      <w:suppressAutoHyphens w:val="true"/>
       <w:bidi w:val="0"/>
       <w:spacing w:lineRule="auto" w:line="240" w:before="0" w:after="160"/>
       <w:jc w:val="start"/>
